--- a/vantai/LAB 3/report-template-nt549-2026.docx
+++ b/vantai/LAB 3/report-template-nt549-2026.docx
@@ -3338,6 +3338,9 @@
     </w:p>
     <w:p>
       <w:r>
+        <w:rPr>
+          <w:noProof/>
+        </w:rPr>
         <w:drawing>
           <wp:inline distT="0" distB="0" distL="0" distR="0" wp14:anchorId="614D464B" wp14:editId="78FB1E1E">
             <wp:extent cx="5760720" cy="3909695"/>
@@ -3412,6 +3415,7 @@
     <w:tbl>
       <w:tblPr>
         <w:tblW w:w="8026" w:type="dxa"/>
+        <w:jc w:val="center"/>
         <w:tblBorders>
           <w:top w:val="single" w:sz="4" w:space="0" w:color="auto"/>
           <w:left w:val="single" w:sz="4" w:space="0" w:color="auto"/>
@@ -3433,14 +3437,9 @@
         <w:gridCol w:w="3426"/>
       </w:tblGrid>
       <w:tr>
-        <w:tblPrEx>
-          <w:tblCellMar>
-            <w:top w:w="0" w:type="dxa"/>
-            <w:bottom w:w="0" w:type="dxa"/>
-          </w:tblCellMar>
-        </w:tblPrEx>
         <w:trPr>
           <w:tblHeader/>
+          <w:jc w:val="center"/>
         </w:trPr>
         <w:tc>
           <w:tcPr>
@@ -3584,12 +3583,9 @@
         </w:tc>
       </w:tr>
       <w:tr>
-        <w:tblPrEx>
-          <w:tblCellMar>
-            <w:top w:w="0" w:type="dxa"/>
-            <w:bottom w:w="0" w:type="dxa"/>
-          </w:tblCellMar>
-        </w:tblPrEx>
+        <w:trPr>
+          <w:jc w:val="center"/>
+        </w:trPr>
         <w:tc>
           <w:tcPr>
             <w:tcW w:w="2200" w:type="dxa"/>
@@ -3700,12 +3696,9 @@
         </w:tc>
       </w:tr>
       <w:tr>
-        <w:tblPrEx>
-          <w:tblCellMar>
-            <w:top w:w="0" w:type="dxa"/>
-            <w:bottom w:w="0" w:type="dxa"/>
-          </w:tblCellMar>
-        </w:tblPrEx>
+        <w:trPr>
+          <w:jc w:val="center"/>
+        </w:trPr>
         <w:tc>
           <w:tcPr>
             <w:tcW w:w="2200" w:type="dxa"/>
@@ -3816,12 +3809,9 @@
         </w:tc>
       </w:tr>
       <w:tr>
-        <w:tblPrEx>
-          <w:tblCellMar>
-            <w:top w:w="0" w:type="dxa"/>
-            <w:bottom w:w="0" w:type="dxa"/>
-          </w:tblCellMar>
-        </w:tblPrEx>
+        <w:trPr>
+          <w:jc w:val="center"/>
+        </w:trPr>
         <w:tc>
           <w:tcPr>
             <w:tcW w:w="2200" w:type="dxa"/>
@@ -3932,12 +3922,9 @@
         </w:tc>
       </w:tr>
       <w:tr>
-        <w:tblPrEx>
-          <w:tblCellMar>
-            <w:top w:w="0" w:type="dxa"/>
-            <w:bottom w:w="0" w:type="dxa"/>
-          </w:tblCellMar>
-        </w:tblPrEx>
+        <w:trPr>
+          <w:jc w:val="center"/>
+        </w:trPr>
         <w:tc>
           <w:tcPr>
             <w:tcW w:w="2200" w:type="dxa"/>
@@ -4048,12 +4035,9 @@
         </w:tc>
       </w:tr>
       <w:tr>
-        <w:tblPrEx>
-          <w:tblCellMar>
-            <w:top w:w="0" w:type="dxa"/>
-            <w:bottom w:w="0" w:type="dxa"/>
-          </w:tblCellMar>
-        </w:tblPrEx>
+        <w:trPr>
+          <w:jc w:val="center"/>
+        </w:trPr>
         <w:tc>
           <w:tcPr>
             <w:tcW w:w="2200" w:type="dxa"/>
@@ -4183,6 +4167,7 @@
     <w:tbl>
       <w:tblPr>
         <w:tblW w:w="8820" w:type="dxa"/>
+        <w:jc w:val="center"/>
         <w:tblBorders>
           <w:top w:val="single" w:sz="4" w:space="0" w:color="auto"/>
           <w:left w:val="single" w:sz="4" w:space="0" w:color="auto"/>
@@ -4202,15 +4187,10 @@
         <w:gridCol w:w="4716"/>
       </w:tblGrid>
       <w:tr>
-        <w:tblPrEx>
-          <w:tblCellMar>
-            <w:top w:w="0" w:type="dxa"/>
-            <w:bottom w:w="0" w:type="dxa"/>
-          </w:tblCellMar>
-        </w:tblPrEx>
         <w:trPr>
           <w:trHeight w:val="385"/>
           <w:tblHeader/>
+          <w:jc w:val="center"/>
         </w:trPr>
         <w:tc>
           <w:tcPr>
@@ -4276,14 +4256,9 @@
         </w:tc>
       </w:tr>
       <w:tr>
-        <w:tblPrEx>
-          <w:tblCellMar>
-            <w:top w:w="0" w:type="dxa"/>
-            <w:bottom w:w="0" w:type="dxa"/>
-          </w:tblCellMar>
-        </w:tblPrEx>
         <w:trPr>
           <w:trHeight w:val="385"/>
+          <w:jc w:val="center"/>
         </w:trPr>
         <w:tc>
           <w:tcPr>
@@ -4341,14 +4316,9 @@
         </w:tc>
       </w:tr>
       <w:tr>
-        <w:tblPrEx>
-          <w:tblCellMar>
-            <w:top w:w="0" w:type="dxa"/>
-            <w:bottom w:w="0" w:type="dxa"/>
-          </w:tblCellMar>
-        </w:tblPrEx>
         <w:trPr>
           <w:trHeight w:val="396"/>
+          <w:jc w:val="center"/>
         </w:trPr>
         <w:tc>
           <w:tcPr>
@@ -4406,14 +4376,9 @@
         </w:tc>
       </w:tr>
       <w:tr>
-        <w:tblPrEx>
-          <w:tblCellMar>
-            <w:top w:w="0" w:type="dxa"/>
-            <w:bottom w:w="0" w:type="dxa"/>
-          </w:tblCellMar>
-        </w:tblPrEx>
         <w:trPr>
           <w:trHeight w:val="385"/>
+          <w:jc w:val="center"/>
         </w:trPr>
         <w:tc>
           <w:tcPr>
@@ -4471,14 +4436,9 @@
         </w:tc>
       </w:tr>
       <w:tr>
-        <w:tblPrEx>
-          <w:tblCellMar>
-            <w:top w:w="0" w:type="dxa"/>
-            <w:bottom w:w="0" w:type="dxa"/>
-          </w:tblCellMar>
-        </w:tblPrEx>
         <w:trPr>
           <w:trHeight w:val="396"/>
+          <w:jc w:val="center"/>
         </w:trPr>
         <w:tc>
           <w:tcPr>
@@ -4536,14 +4496,9 @@
         </w:tc>
       </w:tr>
       <w:tr>
-        <w:tblPrEx>
-          <w:tblCellMar>
-            <w:top w:w="0" w:type="dxa"/>
-            <w:bottom w:w="0" w:type="dxa"/>
-          </w:tblCellMar>
-        </w:tblPrEx>
         <w:trPr>
           <w:trHeight w:val="385"/>
+          <w:jc w:val="center"/>
         </w:trPr>
         <w:tc>
           <w:tcPr>
@@ -4601,14 +4556,9 @@
         </w:tc>
       </w:tr>
       <w:tr>
-        <w:tblPrEx>
-          <w:tblCellMar>
-            <w:top w:w="0" w:type="dxa"/>
-            <w:bottom w:w="0" w:type="dxa"/>
-          </w:tblCellMar>
-        </w:tblPrEx>
         <w:trPr>
           <w:trHeight w:val="396"/>
+          <w:jc w:val="center"/>
         </w:trPr>
         <w:tc>
           <w:tcPr>
@@ -4666,14 +4616,9 @@
         </w:tc>
       </w:tr>
       <w:tr>
-        <w:tblPrEx>
-          <w:tblCellMar>
-            <w:top w:w="0" w:type="dxa"/>
-            <w:bottom w:w="0" w:type="dxa"/>
-          </w:tblCellMar>
-        </w:tblPrEx>
         <w:trPr>
           <w:trHeight w:val="396"/>
+          <w:jc w:val="center"/>
         </w:trPr>
         <w:tc>
           <w:tcPr>
@@ -4731,14 +4676,9 @@
         </w:tc>
       </w:tr>
       <w:tr>
-        <w:tblPrEx>
-          <w:tblCellMar>
-            <w:top w:w="0" w:type="dxa"/>
-            <w:bottom w:w="0" w:type="dxa"/>
-          </w:tblCellMar>
-        </w:tblPrEx>
         <w:trPr>
           <w:trHeight w:val="385"/>
+          <w:jc w:val="center"/>
         </w:trPr>
         <w:tc>
           <w:tcPr>
@@ -4796,14 +4736,9 @@
         </w:tc>
       </w:tr>
       <w:tr>
-        <w:tblPrEx>
-          <w:tblCellMar>
-            <w:top w:w="0" w:type="dxa"/>
-            <w:bottom w:w="0" w:type="dxa"/>
-          </w:tblCellMar>
-        </w:tblPrEx>
         <w:trPr>
           <w:trHeight w:val="396"/>
+          <w:jc w:val="center"/>
         </w:trPr>
         <w:tc>
           <w:tcPr>
@@ -4861,14 +4796,9 @@
         </w:tc>
       </w:tr>
       <w:tr>
-        <w:tblPrEx>
-          <w:tblCellMar>
-            <w:top w:w="0" w:type="dxa"/>
-            <w:bottom w:w="0" w:type="dxa"/>
-          </w:tblCellMar>
-        </w:tblPrEx>
         <w:trPr>
           <w:trHeight w:val="385"/>
+          <w:jc w:val="center"/>
         </w:trPr>
         <w:tc>
           <w:tcPr>
@@ -4926,14 +4856,9 @@
         </w:tc>
       </w:tr>
       <w:tr>
-        <w:tblPrEx>
-          <w:tblCellMar>
-            <w:top w:w="0" w:type="dxa"/>
-            <w:bottom w:w="0" w:type="dxa"/>
-          </w:tblCellMar>
-        </w:tblPrEx>
         <w:trPr>
           <w:trHeight w:val="396"/>
+          <w:jc w:val="center"/>
         </w:trPr>
         <w:tc>
           <w:tcPr>
@@ -4991,14 +4916,9 @@
         </w:tc>
       </w:tr>
       <w:tr>
-        <w:tblPrEx>
-          <w:tblCellMar>
-            <w:top w:w="0" w:type="dxa"/>
-            <w:bottom w:w="0" w:type="dxa"/>
-          </w:tblCellMar>
-        </w:tblPrEx>
         <w:trPr>
           <w:trHeight w:val="385"/>
+          <w:jc w:val="center"/>
         </w:trPr>
         <w:tc>
           <w:tcPr>
@@ -5056,14 +4976,9 @@
         </w:tc>
       </w:tr>
       <w:tr>
-        <w:tblPrEx>
-          <w:tblCellMar>
-            <w:top w:w="0" w:type="dxa"/>
-            <w:bottom w:w="0" w:type="dxa"/>
-          </w:tblCellMar>
-        </w:tblPrEx>
         <w:trPr>
           <w:trHeight w:val="396"/>
+          <w:jc w:val="center"/>
         </w:trPr>
         <w:tc>
           <w:tcPr>
@@ -5147,6 +5062,9 @@
         <w:jc w:val="center"/>
       </w:pPr>
       <w:r>
+        <w:rPr>
+          <w:noProof/>
+        </w:rPr>
         <w:drawing>
           <wp:inline distT="0" distB="0" distL="0" distR="0" wp14:anchorId="6BAE94D0" wp14:editId="17CEFEB8">
             <wp:extent cx="3819878" cy="4199255"/>
@@ -5211,6 +5129,9 @@
         </w:rPr>
       </w:pPr>
       <w:r>
+        <w:rPr>
+          <w:noProof/>
+        </w:rPr>
         <w:lastRenderedPageBreak/>
         <w:drawing>
           <wp:inline distT="0" distB="0" distL="0" distR="0" wp14:anchorId="1192F167" wp14:editId="030E33C6">
@@ -5272,6 +5193,9 @@
         </w:rPr>
       </w:pPr>
       <w:r>
+        <w:rPr>
+          <w:noProof/>
+        </w:rPr>
         <w:lastRenderedPageBreak/>
         <w:drawing>
           <wp:inline distT="0" distB="0" distL="0" distR="0" wp14:anchorId="31E1E898" wp14:editId="0A555E7A">
@@ -5382,12 +5306,6 @@
         <w:gridCol w:w="1700"/>
       </w:tblGrid>
       <w:tr>
-        <w:tblPrEx>
-          <w:tblCellMar>
-            <w:top w:w="0" w:type="dxa"/>
-            <w:bottom w:w="0" w:type="dxa"/>
-          </w:tblCellMar>
-        </w:tblPrEx>
         <w:trPr>
           <w:tblHeader/>
         </w:trPr>
@@ -5573,12 +5491,6 @@
         </w:tc>
       </w:tr>
       <w:tr>
-        <w:tblPrEx>
-          <w:tblCellMar>
-            <w:top w:w="0" w:type="dxa"/>
-            <w:bottom w:w="0" w:type="dxa"/>
-          </w:tblCellMar>
-        </w:tblPrEx>
         <w:tc>
           <w:tcPr>
             <w:tcW w:w="1500" w:type="dxa"/>
@@ -5736,12 +5648,6 @@
         </w:tc>
       </w:tr>
       <w:tr>
-        <w:tblPrEx>
-          <w:tblCellMar>
-            <w:top w:w="0" w:type="dxa"/>
-            <w:bottom w:w="0" w:type="dxa"/>
-          </w:tblCellMar>
-        </w:tblPrEx>
         <w:tc>
           <w:tcPr>
             <w:tcW w:w="1500" w:type="dxa"/>
@@ -5899,12 +5805,6 @@
         </w:tc>
       </w:tr>
       <w:tr>
-        <w:tblPrEx>
-          <w:tblCellMar>
-            <w:top w:w="0" w:type="dxa"/>
-            <w:bottom w:w="0" w:type="dxa"/>
-          </w:tblCellMar>
-        </w:tblPrEx>
         <w:tc>
           <w:tcPr>
             <w:tcW w:w="1500" w:type="dxa"/>
@@ -6062,12 +5962,6 @@
         </w:tc>
       </w:tr>
       <w:tr>
-        <w:tblPrEx>
-          <w:tblCellMar>
-            <w:top w:w="0" w:type="dxa"/>
-            <w:bottom w:w="0" w:type="dxa"/>
-          </w:tblCellMar>
-        </w:tblPrEx>
         <w:tc>
           <w:tcPr>
             <w:tcW w:w="1500" w:type="dxa"/>
@@ -6225,12 +6119,6 @@
         </w:tc>
       </w:tr>
       <w:tr>
-        <w:tblPrEx>
-          <w:tblCellMar>
-            <w:top w:w="0" w:type="dxa"/>
-            <w:bottom w:w="0" w:type="dxa"/>
-          </w:tblCellMar>
-        </w:tblPrEx>
         <w:tc>
           <w:tcPr>
             <w:tcW w:w="1500" w:type="dxa"/>
@@ -6552,6 +6440,7 @@
       </w:pPr>
       <w:r>
         <w:rPr>
+          <w:noProof/>
           <w:lang w:val="vi-VN"/>
         </w:rPr>
         <w:drawing>
@@ -6656,12 +6545,6 @@
         <w:gridCol w:w="2750"/>
       </w:tblGrid>
       <w:tr>
-        <w:tblPrEx>
-          <w:tblCellMar>
-            <w:top w:w="0" w:type="dxa"/>
-            <w:bottom w:w="0" w:type="dxa"/>
-          </w:tblCellMar>
-        </w:tblPrEx>
         <w:trPr>
           <w:tblHeader/>
         </w:trPr>
@@ -6769,12 +6652,6 @@
         </w:tc>
       </w:tr>
       <w:tr>
-        <w:tblPrEx>
-          <w:tblCellMar>
-            <w:top w:w="0" w:type="dxa"/>
-            <w:bottom w:w="0" w:type="dxa"/>
-          </w:tblCellMar>
-        </w:tblPrEx>
         <w:tc>
           <w:tcPr>
             <w:tcW w:w="3500" w:type="dxa"/>
@@ -6852,12 +6729,6 @@
         </w:tc>
       </w:tr>
       <w:tr>
-        <w:tblPrEx>
-          <w:tblCellMar>
-            <w:top w:w="0" w:type="dxa"/>
-            <w:bottom w:w="0" w:type="dxa"/>
-          </w:tblCellMar>
-        </w:tblPrEx>
         <w:tc>
           <w:tcPr>
             <w:tcW w:w="3500" w:type="dxa"/>
@@ -6935,12 +6806,6 @@
         </w:tc>
       </w:tr>
       <w:tr>
-        <w:tblPrEx>
-          <w:tblCellMar>
-            <w:top w:w="0" w:type="dxa"/>
-            <w:bottom w:w="0" w:type="dxa"/>
-          </w:tblCellMar>
-        </w:tblPrEx>
         <w:tc>
           <w:tcPr>
             <w:tcW w:w="3500" w:type="dxa"/>
@@ -7018,12 +6883,6 @@
         </w:tc>
       </w:tr>
       <w:tr>
-        <w:tblPrEx>
-          <w:tblCellMar>
-            <w:top w:w="0" w:type="dxa"/>
-            <w:bottom w:w="0" w:type="dxa"/>
-          </w:tblCellMar>
-        </w:tblPrEx>
         <w:tc>
           <w:tcPr>
             <w:tcW w:w="3500" w:type="dxa"/>
@@ -7102,12 +6961,6 @@
         </w:tc>
       </w:tr>
       <w:tr>
-        <w:tblPrEx>
-          <w:tblCellMar>
-            <w:top w:w="0" w:type="dxa"/>
-            <w:bottom w:w="0" w:type="dxa"/>
-          </w:tblCellMar>
-        </w:tblPrEx>
         <w:tc>
           <w:tcPr>
             <w:tcW w:w="3500" w:type="dxa"/>
@@ -7185,12 +7038,6 @@
         </w:tc>
       </w:tr>
       <w:tr>
-        <w:tblPrEx>
-          <w:tblCellMar>
-            <w:top w:w="0" w:type="dxa"/>
-            <w:bottom w:w="0" w:type="dxa"/>
-          </w:tblCellMar>
-        </w:tblPrEx>
         <w:tc>
           <w:tcPr>
             <w:tcW w:w="3500" w:type="dxa"/>
@@ -7516,6 +7363,7 @@
       </w:pPr>
       <w:r>
         <w:rPr>
+          <w:noProof/>
           <w:lang w:val="vi-VN"/>
         </w:rPr>
         <w:drawing>
@@ -7563,10 +7411,7 @@
         </w:rPr>
       </w:pPr>
       <w:r>
-        <w:t>Đ</w:t>
-      </w:r>
-      <w:r>
-        <w:t>ồ thị Training Progress</w:t>
+        <w:t>Đồ thị Training Progress</w:t>
       </w:r>
     </w:p>
     <w:p>
@@ -7672,12 +7517,6 @@
         <w:gridCol w:w="1636"/>
       </w:tblGrid>
       <w:tr>
-        <w:tblPrEx>
-          <w:tblCellMar>
-            <w:top w:w="0" w:type="dxa"/>
-            <w:bottom w:w="0" w:type="dxa"/>
-          </w:tblCellMar>
-        </w:tblPrEx>
         <w:trPr>
           <w:tblHeader/>
         </w:trPr>
@@ -7899,12 +7738,6 @@
         </w:tc>
       </w:tr>
       <w:tr>
-        <w:tblPrEx>
-          <w:tblCellMar>
-            <w:top w:w="0" w:type="dxa"/>
-            <w:bottom w:w="0" w:type="dxa"/>
-          </w:tblCellMar>
-        </w:tblPrEx>
         <w:tc>
           <w:tcPr>
             <w:tcW w:w="2103" w:type="dxa"/>
@@ -8092,12 +7925,6 @@
         </w:tc>
       </w:tr>
       <w:tr>
-        <w:tblPrEx>
-          <w:tblCellMar>
-            <w:top w:w="0" w:type="dxa"/>
-            <w:bottom w:w="0" w:type="dxa"/>
-          </w:tblCellMar>
-        </w:tblPrEx>
         <w:tc>
           <w:tcPr>
             <w:tcW w:w="2103" w:type="dxa"/>
@@ -8285,12 +8112,6 @@
         </w:tc>
       </w:tr>
       <w:tr>
-        <w:tblPrEx>
-          <w:tblCellMar>
-            <w:top w:w="0" w:type="dxa"/>
-            <w:bottom w:w="0" w:type="dxa"/>
-          </w:tblCellMar>
-        </w:tblPrEx>
         <w:tc>
           <w:tcPr>
             <w:tcW w:w="2103" w:type="dxa"/>
@@ -8478,12 +8299,6 @@
         </w:tc>
       </w:tr>
       <w:tr>
-        <w:tblPrEx>
-          <w:tblCellMar>
-            <w:top w:w="0" w:type="dxa"/>
-            <w:bottom w:w="0" w:type="dxa"/>
-          </w:tblCellMar>
-        </w:tblPrEx>
         <w:tc>
           <w:tcPr>
             <w:tcW w:w="2103" w:type="dxa"/>
@@ -8737,12 +8552,6 @@
         <w:gridCol w:w="1336"/>
       </w:tblGrid>
       <w:tr>
-        <w:tblPrEx>
-          <w:tblCellMar>
-            <w:top w:w="0" w:type="dxa"/>
-            <w:bottom w:w="0" w:type="dxa"/>
-          </w:tblCellMar>
-        </w:tblPrEx>
         <w:trPr>
           <w:tblHeader/>
         </w:trPr>
@@ -9001,12 +8810,6 @@
         </w:tc>
       </w:tr>
       <w:tr>
-        <w:tblPrEx>
-          <w:tblCellMar>
-            <w:top w:w="0" w:type="dxa"/>
-            <w:bottom w:w="0" w:type="dxa"/>
-          </w:tblCellMar>
-        </w:tblPrEx>
         <w:tc>
           <w:tcPr>
             <w:tcW w:w="1900" w:type="dxa"/>
@@ -9225,12 +9028,6 @@
         </w:tc>
       </w:tr>
       <w:tr>
-        <w:tblPrEx>
-          <w:tblCellMar>
-            <w:top w:w="0" w:type="dxa"/>
-            <w:bottom w:w="0" w:type="dxa"/>
-          </w:tblCellMar>
-        </w:tblPrEx>
         <w:tc>
           <w:tcPr>
             <w:tcW w:w="1900" w:type="dxa"/>
@@ -9449,12 +9246,6 @@
         </w:tc>
       </w:tr>
       <w:tr>
-        <w:tblPrEx>
-          <w:tblCellMar>
-            <w:top w:w="0" w:type="dxa"/>
-            <w:bottom w:w="0" w:type="dxa"/>
-          </w:tblCellMar>
-        </w:tblPrEx>
         <w:tc>
           <w:tcPr>
             <w:tcW w:w="1900" w:type="dxa"/>
@@ -9673,12 +9464,6 @@
         </w:tc>
       </w:tr>
       <w:tr>
-        <w:tblPrEx>
-          <w:tblCellMar>
-            <w:top w:w="0" w:type="dxa"/>
-            <w:bottom w:w="0" w:type="dxa"/>
-          </w:tblCellMar>
-        </w:tblPrEx>
         <w:tc>
           <w:tcPr>
             <w:tcW w:w="1900" w:type="dxa"/>
@@ -10307,6 +10092,7 @@
       </w:pPr>
       <w:r>
         <w:rPr>
+          <w:noProof/>
           <w:lang w:val="vi-VN"/>
         </w:rPr>
         <w:drawing>
@@ -15706,6 +15492,7 @@
   <w:style w:type="character" w:default="1" w:styleId="DefaultParagraphFont">
     <w:name w:val="Default Paragraph Font"/>
     <w:uiPriority w:val="1"/>
+    <w:semiHidden/>
     <w:unhideWhenUsed/>
   </w:style>
   <w:style w:type="table" w:default="1" w:styleId="TableNormal">
